--- a/eng/docx/011.content.docx
+++ b/eng/docx/011.content.docx
@@ -19,7 +19,7 @@
         <w:rPr>
           <w:lang w:val="en_US" w:bidi="en_US"/>
         </w:rPr>
-        <w:t>Resource: Videos (Video Bible Dictionary)</w:t>
+        <w:t>Resource: Video Bible Dictionary</w:t>
       </w:r>
       <w:r>
         <w:rPr>
@@ -90,7 +90,7 @@
         <w:rPr>
           <w:lang w:val="en_US" w:bidi="en_US"/>
         </w:rPr>
-        <w:t>Videos (Video Bible Dictionary)</w:t>
+        <w:t>Video Bible Dictionary</w:t>
       </w:r>
     </w:p>
     <w:p>

--- a/eng/docx/011.content.docx
+++ b/eng/docx/011.content.docx
@@ -127,7 +127,7 @@
         <w:rPr>
           <w:lang w:val="en_US" w:bidi="en_US"/>
         </w:rPr>
-        <w:t>M</w:t>
+        <w:t>N</w:t>
       </w:r>
       <w:r>
         <w:rPr>
@@ -190,7 +190,7 @@
         <w:rPr>
           <w:lang w:val="en_US" w:bidi="en_US"/>
         </w:rPr>
-        <w:t>Man Who Is Girded Up</w:t>
+        <w:t>Nests Inside Noah's Ark</w:t>
       </w:r>
       <w:r>
         <w:rPr>
@@ -225,7 +225,7 @@
         <w:rPr>
           <w:lang w:val="en_US" w:bidi="en_US"/>
         </w:rPr>
-        <w:t xml:space="preserve"> (67 seconds)</w:t>
+        <w:t xml:space="preserve"> (83 seconds)</w:t>
       </w:r>
     </w:p>
     <w:p>
@@ -272,486 +272,6 @@
         </w:rPr>
       </w:r>
       <w:hyperlink r:id="rId14">
-        <w:r>
-          <w:rPr>
-            <w:lang w:val="en_US" w:bidi="en_US"/>
-          </w:rPr>
-          <w:rPr>
-            <w:color w:val="0000EE"/>
-            <w:u w:val="single"/>
-          </w:rPr>
-          <w:t>link</w:t>
-        </w:r>
-      </w:hyperlink>
-      <w:r>
-        <w:rPr>
-          <w:lang w:val="en_US" w:bidi="en_US"/>
-        </w:rPr>
-      </w:r>
-      <w:r>
-        <w:rPr>
-          <w:lang w:val="en_US" w:bidi="en_US"/>
-        </w:rPr>
-      </w:r>
-    </w:p>
-    <w:p>
-      <w:pPr/>
-      <w:r>
-        <w:rPr>
-          <w:lang w:val="en_US" w:bidi="en_US"/>
-        </w:rPr>
-      </w:r>
-    </w:p>
-    <w:p>
-      <w:pPr>
-        <w:pStyle w:val="Heading2"/>
-      </w:pPr>
-      <w:r>
-        <w:rPr>
-          <w:lang w:val="en_US" w:bidi="en_US"/>
-        </w:rPr>
-        <w:t>Manger</w:t>
-      </w:r>
-      <w:r>
-        <w:rPr>
-          <w:lang w:val="en_US" w:bidi="en_US"/>
-        </w:rPr>
-      </w:r>
-    </w:p>
-    <w:p>
-      <w:pPr>
-        <w:pStyle w:val="Heading4"/>
-      </w:pPr>
-      <w:r>
-        <w:rPr>
-          <w:lang w:val="en_US" w:bidi="en_US"/>
-        </w:rPr>
-        <w:t>Video Content</w:t>
-      </w:r>
-      <w:r>
-        <w:rPr>
-          <w:lang w:val="en_US" w:bidi="en_US"/>
-        </w:rPr>
-      </w:r>
-    </w:p>
-    <w:p>
-      <w:pPr/>
-      <w:r>
-        <w:rPr>
-          <w:lang w:val="en_US" w:bidi="en_US"/>
-        </w:rPr>
-      </w:r>
-      <w:r>
-        <w:rPr>
-          <w:lang w:val="en_US" w:bidi="en_US"/>
-        </w:rPr>
-        <w:t xml:space="preserve"> (70 seconds)</w:t>
-      </w:r>
-    </w:p>
-    <w:p>
-      <w:r>
-        <w:drawing>
-          <wp:inline xmlns:a="http://schemas.openxmlformats.org/drawingml/2006/main" xmlns:pic="http://schemas.openxmlformats.org/drawingml/2006/picture">
-            <wp:extent cx="6096000" cy="3429000"/>
-            <wp:docPr id="2" name="Picture 2"/>
-            <wp:cNvGraphicFramePr>
-              <a:graphicFrameLocks noChangeAspect="1"/>
-            </wp:cNvGraphicFramePr>
-            <a:graphic>
-              <a:graphicData uri="http://schemas.openxmlformats.org/drawingml/2006/picture">
-                <pic:pic>
-                  <pic:nvPicPr>
-                    <pic:cNvPr id="0" name="image.jpg"/>
-                    <pic:cNvPicPr/>
-                  </pic:nvPicPr>
-                  <pic:blipFill>
-                    <a:blip r:embed="rId15"/>
-                    <a:stretch>
-                      <a:fillRect/>
-                    </a:stretch>
-                  </pic:blipFill>
-                  <pic:spPr>
-                    <a:xfrm>
-                      <a:off x="0" y="0"/>
-                      <a:ext cx="6096000" cy="3429000"/>
-                    </a:xfrm>
-                    <a:prstGeom prst="rect"/>
-                  </pic:spPr>
-                </pic:pic>
-              </a:graphicData>
-            </a:graphic>
-          </wp:inline>
-        </w:drawing>
-      </w:r>
-    </w:p>
-    <w:p>
-      <w:pPr/>
-      <w:r>
-        <w:rPr>
-          <w:lang w:val="en_US" w:bidi="en_US"/>
-        </w:rPr>
-      </w:r>
-      <w:hyperlink r:id="rId16">
-        <w:r>
-          <w:rPr>
-            <w:lang w:val="en_US" w:bidi="en_US"/>
-          </w:rPr>
-          <w:rPr>
-            <w:color w:val="0000EE"/>
-            <w:u w:val="single"/>
-          </w:rPr>
-          <w:t>link</w:t>
-        </w:r>
-      </w:hyperlink>
-      <w:r>
-        <w:rPr>
-          <w:lang w:val="en_US" w:bidi="en_US"/>
-        </w:rPr>
-      </w:r>
-      <w:r>
-        <w:rPr>
-          <w:lang w:val="en_US" w:bidi="en_US"/>
-        </w:rPr>
-      </w:r>
-    </w:p>
-    <w:p>
-      <w:pPr/>
-      <w:r>
-        <w:rPr>
-          <w:lang w:val="en_US" w:bidi="en_US"/>
-        </w:rPr>
-      </w:r>
-    </w:p>
-    <w:p>
-      <w:pPr>
-        <w:pStyle w:val="Heading2"/>
-      </w:pPr>
-      <w:r>
-        <w:rPr>
-          <w:lang w:val="en_US" w:bidi="en_US"/>
-        </w:rPr>
-        <w:t>Millstone</w:t>
-      </w:r>
-      <w:r>
-        <w:rPr>
-          <w:lang w:val="en_US" w:bidi="en_US"/>
-        </w:rPr>
-      </w:r>
-    </w:p>
-    <w:p>
-      <w:pPr>
-        <w:pStyle w:val="Heading4"/>
-      </w:pPr>
-      <w:r>
-        <w:rPr>
-          <w:lang w:val="en_US" w:bidi="en_US"/>
-        </w:rPr>
-        <w:t>Video Content</w:t>
-      </w:r>
-      <w:r>
-        <w:rPr>
-          <w:lang w:val="en_US" w:bidi="en_US"/>
-        </w:rPr>
-      </w:r>
-    </w:p>
-    <w:p>
-      <w:pPr/>
-      <w:r>
-        <w:rPr>
-          <w:lang w:val="en_US" w:bidi="en_US"/>
-        </w:rPr>
-      </w:r>
-      <w:r>
-        <w:rPr>
-          <w:lang w:val="en_US" w:bidi="en_US"/>
-        </w:rPr>
-        <w:t xml:space="preserve"> (88 seconds)</w:t>
-      </w:r>
-    </w:p>
-    <w:p>
-      <w:r>
-        <w:drawing>
-          <wp:inline xmlns:a="http://schemas.openxmlformats.org/drawingml/2006/main" xmlns:pic="http://schemas.openxmlformats.org/drawingml/2006/picture">
-            <wp:extent cx="6096000" cy="3429000"/>
-            <wp:docPr id="3" name="Picture 3"/>
-            <wp:cNvGraphicFramePr>
-              <a:graphicFrameLocks noChangeAspect="1"/>
-            </wp:cNvGraphicFramePr>
-            <a:graphic>
-              <a:graphicData uri="http://schemas.openxmlformats.org/drawingml/2006/picture">
-                <pic:pic>
-                  <pic:nvPicPr>
-                    <pic:cNvPr id="0" name="image.jpg"/>
-                    <pic:cNvPicPr/>
-                  </pic:nvPicPr>
-                  <pic:blipFill>
-                    <a:blip r:embed="rId17"/>
-                    <a:stretch>
-                      <a:fillRect/>
-                    </a:stretch>
-                  </pic:blipFill>
-                  <pic:spPr>
-                    <a:xfrm>
-                      <a:off x="0" y="0"/>
-                      <a:ext cx="6096000" cy="3429000"/>
-                    </a:xfrm>
-                    <a:prstGeom prst="rect"/>
-                  </pic:spPr>
-                </pic:pic>
-              </a:graphicData>
-            </a:graphic>
-          </wp:inline>
-        </w:drawing>
-      </w:r>
-    </w:p>
-    <w:p>
-      <w:pPr/>
-      <w:r>
-        <w:rPr>
-          <w:lang w:val="en_US" w:bidi="en_US"/>
-        </w:rPr>
-      </w:r>
-      <w:hyperlink r:id="rId18">
-        <w:r>
-          <w:rPr>
-            <w:lang w:val="en_US" w:bidi="en_US"/>
-          </w:rPr>
-          <w:rPr>
-            <w:color w:val="0000EE"/>
-            <w:u w:val="single"/>
-          </w:rPr>
-          <w:t>link</w:t>
-        </w:r>
-      </w:hyperlink>
-      <w:r>
-        <w:rPr>
-          <w:lang w:val="en_US" w:bidi="en_US"/>
-        </w:rPr>
-      </w:r>
-      <w:r>
-        <w:rPr>
-          <w:lang w:val="en_US" w:bidi="en_US"/>
-        </w:rPr>
-      </w:r>
-    </w:p>
-    <w:p>
-      <w:pPr/>
-      <w:r>
-        <w:rPr>
-          <w:lang w:val="en_US" w:bidi="en_US"/>
-        </w:rPr>
-      </w:r>
-    </w:p>
-    <w:p>
-      <w:pPr>
-        <w:pStyle w:val="Heading2"/>
-      </w:pPr>
-      <w:r>
-        <w:rPr>
-          <w:lang w:val="en_US" w:bidi="en_US"/>
-        </w:rPr>
-        <w:t>Mount of Olives</w:t>
-      </w:r>
-      <w:r>
-        <w:rPr>
-          <w:lang w:val="en_US" w:bidi="en_US"/>
-        </w:rPr>
-      </w:r>
-    </w:p>
-    <w:p>
-      <w:pPr>
-        <w:pStyle w:val="Heading4"/>
-      </w:pPr>
-      <w:r>
-        <w:rPr>
-          <w:lang w:val="en_US" w:bidi="en_US"/>
-        </w:rPr>
-        <w:t>Video Content</w:t>
-      </w:r>
-      <w:r>
-        <w:rPr>
-          <w:lang w:val="en_US" w:bidi="en_US"/>
-        </w:rPr>
-      </w:r>
-    </w:p>
-    <w:p>
-      <w:pPr/>
-      <w:r>
-        <w:rPr>
-          <w:lang w:val="en_US" w:bidi="en_US"/>
-        </w:rPr>
-      </w:r>
-      <w:r>
-        <w:rPr>
-          <w:lang w:val="en_US" w:bidi="en_US"/>
-        </w:rPr>
-        <w:t xml:space="preserve"> (90 seconds)</w:t>
-      </w:r>
-    </w:p>
-    <w:p>
-      <w:r>
-        <w:drawing>
-          <wp:inline xmlns:a="http://schemas.openxmlformats.org/drawingml/2006/main" xmlns:pic="http://schemas.openxmlformats.org/drawingml/2006/picture">
-            <wp:extent cx="6096000" cy="3429000"/>
-            <wp:docPr id="4" name="Picture 4"/>
-            <wp:cNvGraphicFramePr>
-              <a:graphicFrameLocks noChangeAspect="1"/>
-            </wp:cNvGraphicFramePr>
-            <a:graphic>
-              <a:graphicData uri="http://schemas.openxmlformats.org/drawingml/2006/picture">
-                <pic:pic>
-                  <pic:nvPicPr>
-                    <pic:cNvPr id="0" name="image.jpg"/>
-                    <pic:cNvPicPr/>
-                  </pic:nvPicPr>
-                  <pic:blipFill>
-                    <a:blip r:embed="rId19"/>
-                    <a:stretch>
-                      <a:fillRect/>
-                    </a:stretch>
-                  </pic:blipFill>
-                  <pic:spPr>
-                    <a:xfrm>
-                      <a:off x="0" y="0"/>
-                      <a:ext cx="6096000" cy="3429000"/>
-                    </a:xfrm>
-                    <a:prstGeom prst="rect"/>
-                  </pic:spPr>
-                </pic:pic>
-              </a:graphicData>
-            </a:graphic>
-          </wp:inline>
-        </w:drawing>
-      </w:r>
-    </w:p>
-    <w:p>
-      <w:pPr/>
-      <w:r>
-        <w:rPr>
-          <w:lang w:val="en_US" w:bidi="en_US"/>
-        </w:rPr>
-      </w:r>
-      <w:hyperlink r:id="rId20">
-        <w:r>
-          <w:rPr>
-            <w:lang w:val="en_US" w:bidi="en_US"/>
-          </w:rPr>
-          <w:rPr>
-            <w:color w:val="0000EE"/>
-            <w:u w:val="single"/>
-          </w:rPr>
-          <w:t>link</w:t>
-        </w:r>
-      </w:hyperlink>
-      <w:r>
-        <w:rPr>
-          <w:lang w:val="en_US" w:bidi="en_US"/>
-        </w:rPr>
-      </w:r>
-      <w:r>
-        <w:rPr>
-          <w:lang w:val="en_US" w:bidi="en_US"/>
-        </w:rPr>
-      </w:r>
-    </w:p>
-    <w:p>
-      <w:pPr/>
-      <w:r>
-        <w:rPr>
-          <w:lang w:val="en_US" w:bidi="en_US"/>
-        </w:rPr>
-      </w:r>
-    </w:p>
-    <w:p>
-      <w:pPr>
-        <w:pStyle w:val="Heading2"/>
-      </w:pPr>
-      <w:r>
-        <w:rPr>
-          <w:lang w:val="en_US" w:bidi="en_US"/>
-        </w:rPr>
-        <w:t>Mount Precipice</w:t>
-      </w:r>
-      <w:r>
-        <w:rPr>
-          <w:lang w:val="en_US" w:bidi="en_US"/>
-        </w:rPr>
-      </w:r>
-    </w:p>
-    <w:p>
-      <w:pPr>
-        <w:pStyle w:val="Heading4"/>
-      </w:pPr>
-      <w:r>
-        <w:rPr>
-          <w:lang w:val="en_US" w:bidi="en_US"/>
-        </w:rPr>
-        <w:t>Video Content</w:t>
-      </w:r>
-      <w:r>
-        <w:rPr>
-          <w:lang w:val="en_US" w:bidi="en_US"/>
-        </w:rPr>
-      </w:r>
-    </w:p>
-    <w:p>
-      <w:pPr/>
-      <w:r>
-        <w:rPr>
-          <w:lang w:val="en_US" w:bidi="en_US"/>
-        </w:rPr>
-      </w:r>
-      <w:r>
-        <w:rPr>
-          <w:lang w:val="en_US" w:bidi="en_US"/>
-        </w:rPr>
-        <w:t xml:space="preserve"> (101 seconds)</w:t>
-      </w:r>
-    </w:p>
-    <w:p>
-      <w:r>
-        <w:drawing>
-          <wp:inline xmlns:a="http://schemas.openxmlformats.org/drawingml/2006/main" xmlns:pic="http://schemas.openxmlformats.org/drawingml/2006/picture">
-            <wp:extent cx="6096000" cy="3429000"/>
-            <wp:docPr id="5" name="Picture 5"/>
-            <wp:cNvGraphicFramePr>
-              <a:graphicFrameLocks noChangeAspect="1"/>
-            </wp:cNvGraphicFramePr>
-            <a:graphic>
-              <a:graphicData uri="http://schemas.openxmlformats.org/drawingml/2006/picture">
-                <pic:pic>
-                  <pic:nvPicPr>
-                    <pic:cNvPr id="0" name="image.jpg"/>
-                    <pic:cNvPicPr/>
-                  </pic:nvPicPr>
-                  <pic:blipFill>
-                    <a:blip r:embed="rId21"/>
-                    <a:stretch>
-                      <a:fillRect/>
-                    </a:stretch>
-                  </pic:blipFill>
-                  <pic:spPr>
-                    <a:xfrm>
-                      <a:off x="0" y="0"/>
-                      <a:ext cx="6096000" cy="3429000"/>
-                    </a:xfrm>
-                    <a:prstGeom prst="rect"/>
-                  </pic:spPr>
-                </pic:pic>
-              </a:graphicData>
-            </a:graphic>
-          </wp:inline>
-        </w:drawing>
-      </w:r>
-    </w:p>
-    <w:p>
-      <w:pPr/>
-      <w:r>
-        <w:rPr>
-          <w:lang w:val="en_US" w:bidi="en_US"/>
-        </w:rPr>
-      </w:r>
-      <w:hyperlink r:id="rId22">
         <w:r>
           <w:rPr>
             <w:lang w:val="en_US" w:bidi="en_US"/>
